--- a/sessions/session_05_stat_blocks.docx
+++ b/sessions/session_05_stat_blocks.docx
@@ -464,56 +464,56 @@
           <w:szCs w:val="20"/>
           <w:rtl w:val="0"/>
         </w:rPr>
-        <w:t xml:space="preserve">**Ghost-Light Engineer**  (CR 2)</w:t>
-        <w:br w:type="textWrapping"/>
+        <w:t>**Ghost-Light Engineer**  (CR 2)</w:t>
+        <w:br/>
         <w:t xml:space="preserve"> *Tiny undead, neutral evil*</w:t>
-        <w:br w:type="textWrapping"/>
+        <w:br/>
         <w:t xml:space="preserve"> Armor Class 15 (natural armor)</w:t>
-        <w:br w:type="textWrapping"/>
+        <w:br/>
         <w:t xml:space="preserve"> Hit Points 27 (6d4 + 12)</w:t>
-        <w:br w:type="textWrapping"/>
-        <w:t xml:space="preserve"> Speed —, fly 50 ft. (hover)</w:t>
-        <w:br w:type="textWrapping"/>
-        <w:br w:type="textWrapping"/>
+        <w:br/>
+        <w:t xml:space="preserve"> Speed 0 ft., fly 50 ft. (hover)</w:t>
+        <w:br/>
+        <w:br/>
         <w:t xml:space="preserve"> STR 1 (–5) | DEX 18 (+4) | CON 14 (+2) | INT 12 (+1) | WIS 14 (+2) | CHA 16 (+3)</w:t>
-        <w:br w:type="textWrapping"/>
-        <w:br w:type="textWrapping"/>
+        <w:br/>
+        <w:br/>
         <w:t xml:space="preserve"> Saving Throws Wis +4, Cha +5</w:t>
-        <w:br w:type="textWrapping"/>
+        <w:br/>
         <w:t xml:space="preserve"> Skills Arcana +3, Perception +4, Stealth +8</w:t>
-        <w:br w:type="textWrapping"/>
+        <w:br/>
         <w:t xml:space="preserve"> Damage Resistances bludgeoning, piercing, slashing (nonmagical); acid, fire, lightning, thunder</w:t>
-        <w:br w:type="textWrapping"/>
+        <w:br/>
         <w:t xml:space="preserve"> Damage Vulnerability cold</w:t>
-        <w:br w:type="textWrapping"/>
+        <w:br/>
         <w:t xml:space="preserve"> Damage Immunities necrotic, poison, psychic</w:t>
-        <w:br w:type="textWrapping"/>
+        <w:br/>
         <w:t xml:space="preserve"> Condition Immunities charmed, exhaustion, frightened, grappled, paralyzed, petrified, poisoned, prone, restrained</w:t>
-        <w:br w:type="textWrapping"/>
+        <w:br/>
         <w:t xml:space="preserve"> Senses darkvision 60 ft., passive Perception 14</w:t>
-        <w:br w:type="textWrapping"/>
+        <w:br/>
         <w:t xml:space="preserve"> Languages Common, creator's languages</w:t>
-        <w:br w:type="textWrapping"/>
-        <w:br w:type="textWrapping"/>
+        <w:br/>
+        <w:br/>
         <w:t xml:space="preserve"> Traits:</w:t>
-        <w:br w:type="textWrapping"/>
+        <w:br/>
         <w:t xml:space="preserve"> • Invisibility (Recharge 4–6): Turns invisible until attack/cast or concentration ends.</w:t>
-        <w:br w:type="textWrapping"/>
+        <w:br/>
         <w:t xml:space="preserve"> • Glowing Core: Visible faint glow within 5 ft., even if invisible.</w:t>
-        <w:br w:type="textWrapping"/>
-        <w:br w:type="textWrapping"/>
+        <w:br/>
+        <w:br/>
         <w:t xml:space="preserve"> Actions:</w:t>
-        <w:br w:type="textWrapping"/>
+        <w:br/>
         <w:t xml:space="preserve"> • Shock Touch: +6 to hit, (2d6+2) lightning.</w:t>
-        <w:br w:type="textWrapping"/>
+        <w:br/>
         <w:t xml:space="preserve"> • Arcane Pulse (Recharge 5–6): 10-ft cone, 4d6 force (DC13 Dex half).</w:t>
-        <w:br w:type="textWrapping"/>
-        <w:br w:type="textWrapping"/>
+        <w:br/>
+        <w:br/>
         <w:t xml:space="preserve"> Reactions:</w:t>
-        <w:br w:type="textWrapping"/>
+        <w:br/>
         <w:t xml:space="preserve"> • Engineered Reflexes: Halves damage from one attack or harmful spell.</w:t>
-        <w:br w:type="textWrapping"/>
-        <w:br w:type="textWrapping"/>
+        <w:br/>
+        <w:br/>
       </w:r>
     </w:p>
     <w:p>
